--- a/03_Entregables-diseño/SI - Ciclo II/1 - SI-SGCSSMA - Sistema de gestión de calidad, seguridad, salud y medio ambiente/08_Triangulacion-vFinal.docx
+++ b/03_Entregables-diseño/SI - Ciclo II/1 - SI-SGCSSMA - Sistema de gestión de calidad, seguridad, salud y medio ambiente/08_Triangulacion-vFinal.docx
@@ -360,7 +360,7 @@
                 <w:sz w:val="20"/>
                 <w:szCs w:val="20"/>
               </w:rPr>
-              <w:t>4</w:t>
+              <w:t>5</w:t>
             </w:r>
           </w:p>
         </w:tc>
